--- a/templates/htxntrg_hop_dong_dich_vu.docx
+++ b/templates/htxntrg_hop_dong_dich_vu.docx
@@ -446,6 +446,12 @@
       </w:r>
       <w:r>
         <w:t xml:space="preserve"> </w:t>
+      </w:r>
+      <w:r>
+        <w:t>{{tenDonViHTX}</w:t>
+      </w:r>
+      <w:r>
+        <w:t>}</w:t>
       </w:r>
     </w:p>
     <w:p>

--- a/templates/htxntrg_hop_dong_dich_vu.docx
+++ b/templates/htxntrg_hop_dong_dich_vu.docx
@@ -443,6 +443,12 @@
       </w:pPr>
       <w:r>
         <w:t>Đại diện bên B:</w:t>
+      </w:r>
+      <w:r>
+        <w:t xml:space="preserve"> </w:t>
+      </w:r>
+      <w:r>
+        <w:t>Thành viên</w:t>
       </w:r>
       <w:r>
         <w:t xml:space="preserve"> </w:t>
